--- a/benchmark/outputs/gold/table_heavy_003_C.docx
+++ b/benchmark/outputs/gold/table_heavy_003_C.docx
@@ -22,7 +22,7 @@
       </w:pPr>
       <w:r>
         <w:rPr>
-          <w:rFonts w:ascii="Helvetica" w:hAnsi="Helvetica" w:eastAsia="Helvetica"/>
+          <w:rFonts w:ascii="Arial" w:hAnsi="Arial" w:eastAsia="Helvetica"/>
           <w:b/>
           <w:i w:val="0"/>
           <w:color w:val="000000"/>
@@ -35,7 +35,7 @@
       </w:r>
       <w:r>
         <w:rPr>
-          <w:rFonts w:ascii="Helvetica" w:hAnsi="Helvetica" w:eastAsia="Helvetica"/>
+          <w:rFonts w:ascii="Arial" w:hAnsi="Arial" w:eastAsia="Helvetica"/>
           <w:b w:val="0"/>
           <w:i w:val="0"/>
           <w:color w:val="72727A"/>
@@ -55,7 +55,7 @@
       </w:pPr>
       <w:r>
         <w:rPr>
-          <w:rFonts w:ascii="Helvetica" w:hAnsi="Helvetica" w:eastAsia="Helvetica"/>
+          <w:rFonts w:ascii="Arial" w:hAnsi="Arial" w:eastAsia="Helvetica"/>
           <w:b/>
           <w:i w:val="0"/>
           <w:color w:val="1E1E23"/>
@@ -108,7 +108,7 @@
             </w:pPr>
             <w:r>
               <w:rPr>
-                <w:rFonts w:ascii="Helvetica" w:hAnsi="Helvetica" w:eastAsia="Helvetica"/>
+                <w:rFonts w:ascii="Arial" w:hAnsi="Arial" w:eastAsia="Helvetica"/>
                 <w:b/>
                 <w:i w:val="0"/>
                 <w:color w:val="1E1E23"/>
@@ -144,7 +144,7 @@
             </w:pPr>
             <w:r>
               <w:rPr>
-                <w:rFonts w:ascii="Helvetica" w:hAnsi="Helvetica" w:eastAsia="Helvetica"/>
+                <w:rFonts w:ascii="Arial" w:hAnsi="Arial" w:eastAsia="Helvetica"/>
                 <w:b/>
                 <w:i w:val="0"/>
                 <w:color w:val="1E1E23"/>
@@ -180,7 +180,7 @@
             </w:pPr>
             <w:r>
               <w:rPr>
-                <w:rFonts w:ascii="Helvetica" w:hAnsi="Helvetica" w:eastAsia="Helvetica"/>
+                <w:rFonts w:ascii="Arial" w:hAnsi="Arial" w:eastAsia="Helvetica"/>
                 <w:b/>
                 <w:i w:val="0"/>
                 <w:color w:val="1E1E23"/>
@@ -216,7 +216,7 @@
             </w:pPr>
             <w:r>
               <w:rPr>
-                <w:rFonts w:ascii="Helvetica" w:hAnsi="Helvetica" w:eastAsia="Helvetica"/>
+                <w:rFonts w:ascii="Arial" w:hAnsi="Arial" w:eastAsia="Helvetica"/>
                 <w:b/>
                 <w:i w:val="0"/>
                 <w:color w:val="1E1E23"/>
@@ -252,7 +252,7 @@
             </w:pPr>
             <w:r>
               <w:rPr>
-                <w:rFonts w:ascii="Helvetica" w:hAnsi="Helvetica" w:eastAsia="Helvetica"/>
+                <w:rFonts w:ascii="Arial" w:hAnsi="Arial" w:eastAsia="Helvetica"/>
                 <w:b/>
                 <w:i w:val="0"/>
                 <w:color w:val="1E1E23"/>
@@ -292,7 +292,7 @@
             </w:pPr>
             <w:r>
               <w:rPr>
-                <w:rFonts w:ascii="Helvetica" w:hAnsi="Helvetica" w:eastAsia="Helvetica"/>
+                <w:rFonts w:ascii="Arial" w:hAnsi="Arial" w:eastAsia="Helvetica"/>
                 <w:b w:val="0"/>
                 <w:i w:val="0"/>
                 <w:color w:val="1E1E23"/>
@@ -327,7 +327,7 @@
             </w:pPr>
             <w:r>
               <w:rPr>
-                <w:rFonts w:ascii="Helvetica" w:hAnsi="Helvetica" w:eastAsia="Helvetica"/>
+                <w:rFonts w:ascii="Arial" w:hAnsi="Arial" w:eastAsia="Helvetica"/>
                 <w:b w:val="0"/>
                 <w:i w:val="0"/>
                 <w:color w:val="1E1E23"/>
@@ -362,7 +362,7 @@
             </w:pPr>
             <w:r>
               <w:rPr>
-                <w:rFonts w:ascii="Helvetica" w:hAnsi="Helvetica" w:eastAsia="Helvetica"/>
+                <w:rFonts w:ascii="Arial" w:hAnsi="Arial" w:eastAsia="Helvetica"/>
                 <w:b w:val="0"/>
                 <w:i w:val="0"/>
                 <w:color w:val="1E1E23"/>
@@ -397,7 +397,7 @@
             </w:pPr>
             <w:r>
               <w:rPr>
-                <w:rFonts w:ascii="Helvetica" w:hAnsi="Helvetica" w:eastAsia="Helvetica"/>
+                <w:rFonts w:ascii="Arial" w:hAnsi="Arial" w:eastAsia="Helvetica"/>
                 <w:b w:val="0"/>
                 <w:i w:val="0"/>
                 <w:color w:val="1E1E23"/>
@@ -432,7 +432,7 @@
             </w:pPr>
             <w:r>
               <w:rPr>
-                <w:rFonts w:ascii="Helvetica" w:hAnsi="Helvetica" w:eastAsia="Helvetica"/>
+                <w:rFonts w:ascii="Arial" w:hAnsi="Arial" w:eastAsia="Helvetica"/>
                 <w:b w:val="0"/>
                 <w:i w:val="0"/>
                 <w:color w:val="1E1E23"/>
@@ -473,7 +473,7 @@
             </w:pPr>
             <w:r>
               <w:rPr>
-                <w:rFonts w:ascii="Helvetica" w:hAnsi="Helvetica" w:eastAsia="Helvetica"/>
+                <w:rFonts w:ascii="Arial" w:hAnsi="Arial" w:eastAsia="Helvetica"/>
                 <w:b w:val="0"/>
                 <w:i w:val="0"/>
                 <w:color w:val="1E1E23"/>
@@ -509,7 +509,7 @@
             </w:pPr>
             <w:r>
               <w:rPr>
-                <w:rFonts w:ascii="Helvetica" w:hAnsi="Helvetica" w:eastAsia="Helvetica"/>
+                <w:rFonts w:ascii="Arial" w:hAnsi="Arial" w:eastAsia="Helvetica"/>
                 <w:b w:val="0"/>
                 <w:i w:val="0"/>
                 <w:color w:val="1E1E23"/>
@@ -545,7 +545,7 @@
             </w:pPr>
             <w:r>
               <w:rPr>
-                <w:rFonts w:ascii="Helvetica" w:hAnsi="Helvetica" w:eastAsia="Helvetica"/>
+                <w:rFonts w:ascii="Arial" w:hAnsi="Arial" w:eastAsia="Helvetica"/>
                 <w:b w:val="0"/>
                 <w:i w:val="0"/>
                 <w:color w:val="1E1E23"/>
@@ -581,7 +581,7 @@
             </w:pPr>
             <w:r>
               <w:rPr>
-                <w:rFonts w:ascii="Helvetica" w:hAnsi="Helvetica" w:eastAsia="Helvetica"/>
+                <w:rFonts w:ascii="Arial" w:hAnsi="Arial" w:eastAsia="Helvetica"/>
                 <w:b w:val="0"/>
                 <w:i w:val="0"/>
                 <w:color w:val="1E1E23"/>
@@ -617,7 +617,7 @@
             </w:pPr>
             <w:r>
               <w:rPr>
-                <w:rFonts w:ascii="Helvetica" w:hAnsi="Helvetica" w:eastAsia="Helvetica"/>
+                <w:rFonts w:ascii="Arial" w:hAnsi="Arial" w:eastAsia="Helvetica"/>
                 <w:b w:val="0"/>
                 <w:i w:val="0"/>
                 <w:color w:val="1E1E23"/>
@@ -657,7 +657,7 @@
             </w:pPr>
             <w:r>
               <w:rPr>
-                <w:rFonts w:ascii="Helvetica" w:hAnsi="Helvetica" w:eastAsia="Helvetica"/>
+                <w:rFonts w:ascii="Arial" w:hAnsi="Arial" w:eastAsia="Helvetica"/>
                 <w:b w:val="0"/>
                 <w:i w:val="0"/>
                 <w:color w:val="1E1E23"/>
@@ -692,7 +692,7 @@
             </w:pPr>
             <w:r>
               <w:rPr>
-                <w:rFonts w:ascii="Helvetica" w:hAnsi="Helvetica" w:eastAsia="Helvetica"/>
+                <w:rFonts w:ascii="Arial" w:hAnsi="Arial" w:eastAsia="Helvetica"/>
                 <w:b w:val="0"/>
                 <w:i w:val="0"/>
                 <w:color w:val="1E1E23"/>
@@ -727,7 +727,7 @@
             </w:pPr>
             <w:r>
               <w:rPr>
-                <w:rFonts w:ascii="Helvetica" w:hAnsi="Helvetica" w:eastAsia="Helvetica"/>
+                <w:rFonts w:ascii="Arial" w:hAnsi="Arial" w:eastAsia="Helvetica"/>
                 <w:b w:val="0"/>
                 <w:i w:val="0"/>
                 <w:color w:val="1E1E23"/>
@@ -762,7 +762,7 @@
             </w:pPr>
             <w:r>
               <w:rPr>
-                <w:rFonts w:ascii="Helvetica" w:hAnsi="Helvetica" w:eastAsia="Helvetica"/>
+                <w:rFonts w:ascii="Arial" w:hAnsi="Arial" w:eastAsia="Helvetica"/>
                 <w:b w:val="0"/>
                 <w:i w:val="0"/>
                 <w:color w:val="1E1E23"/>
@@ -797,7 +797,7 @@
             </w:pPr>
             <w:r>
               <w:rPr>
-                <w:rFonts w:ascii="Helvetica" w:hAnsi="Helvetica" w:eastAsia="Helvetica"/>
+                <w:rFonts w:ascii="Arial" w:hAnsi="Arial" w:eastAsia="Helvetica"/>
                 <w:b w:val="0"/>
                 <w:i w:val="0"/>
                 <w:color w:val="1E1E23"/>
@@ -838,7 +838,7 @@
             </w:pPr>
             <w:r>
               <w:rPr>
-                <w:rFonts w:ascii="Helvetica" w:hAnsi="Helvetica" w:eastAsia="Helvetica"/>
+                <w:rFonts w:ascii="Arial" w:hAnsi="Arial" w:eastAsia="Helvetica"/>
                 <w:b w:val="0"/>
                 <w:i w:val="0"/>
                 <w:color w:val="1E1E23"/>
@@ -874,7 +874,7 @@
             </w:pPr>
             <w:r>
               <w:rPr>
-                <w:rFonts w:ascii="Helvetica" w:hAnsi="Helvetica" w:eastAsia="Helvetica"/>
+                <w:rFonts w:ascii="Arial" w:hAnsi="Arial" w:eastAsia="Helvetica"/>
                 <w:b w:val="0"/>
                 <w:i w:val="0"/>
                 <w:color w:val="1E1E23"/>
@@ -910,7 +910,7 @@
             </w:pPr>
             <w:r>
               <w:rPr>
-                <w:rFonts w:ascii="Helvetica" w:hAnsi="Helvetica" w:eastAsia="Helvetica"/>
+                <w:rFonts w:ascii="Arial" w:hAnsi="Arial" w:eastAsia="Helvetica"/>
                 <w:b w:val="0"/>
                 <w:i w:val="0"/>
                 <w:color w:val="1E1E23"/>
@@ -946,7 +946,7 @@
             </w:pPr>
             <w:r>
               <w:rPr>
-                <w:rFonts w:ascii="Helvetica" w:hAnsi="Helvetica" w:eastAsia="Helvetica"/>
+                <w:rFonts w:ascii="Arial" w:hAnsi="Arial" w:eastAsia="Helvetica"/>
                 <w:b w:val="0"/>
                 <w:i w:val="0"/>
                 <w:color w:val="1E1E23"/>
@@ -982,7 +982,7 @@
             </w:pPr>
             <w:r>
               <w:rPr>
-                <w:rFonts w:ascii="Helvetica" w:hAnsi="Helvetica" w:eastAsia="Helvetica"/>
+                <w:rFonts w:ascii="Arial" w:hAnsi="Arial" w:eastAsia="Helvetica"/>
                 <w:b w:val="0"/>
                 <w:i w:val="0"/>
                 <w:color w:val="1E1E23"/>
@@ -1022,7 +1022,7 @@
             </w:pPr>
             <w:r>
               <w:rPr>
-                <w:rFonts w:ascii="Helvetica" w:hAnsi="Helvetica" w:eastAsia="Helvetica"/>
+                <w:rFonts w:ascii="Arial" w:hAnsi="Arial" w:eastAsia="Helvetica"/>
                 <w:b w:val="0"/>
                 <w:i w:val="0"/>
                 <w:color w:val="1E1E23"/>
@@ -1057,7 +1057,7 @@
             </w:pPr>
             <w:r>
               <w:rPr>
-                <w:rFonts w:ascii="Helvetica" w:hAnsi="Helvetica" w:eastAsia="Helvetica"/>
+                <w:rFonts w:ascii="Arial" w:hAnsi="Arial" w:eastAsia="Helvetica"/>
                 <w:b w:val="0"/>
                 <w:i w:val="0"/>
                 <w:color w:val="1E1E23"/>
@@ -1092,7 +1092,7 @@
             </w:pPr>
             <w:r>
               <w:rPr>
-                <w:rFonts w:ascii="Helvetica" w:hAnsi="Helvetica" w:eastAsia="Helvetica"/>
+                <w:rFonts w:ascii="Arial" w:hAnsi="Arial" w:eastAsia="Helvetica"/>
                 <w:b w:val="0"/>
                 <w:i w:val="0"/>
                 <w:color w:val="1E1E23"/>
@@ -1127,7 +1127,7 @@
             </w:pPr>
             <w:r>
               <w:rPr>
-                <w:rFonts w:ascii="Helvetica" w:hAnsi="Helvetica" w:eastAsia="Helvetica"/>
+                <w:rFonts w:ascii="Arial" w:hAnsi="Arial" w:eastAsia="Helvetica"/>
                 <w:b w:val="0"/>
                 <w:i w:val="0"/>
                 <w:color w:val="1E1E23"/>
@@ -1162,7 +1162,7 @@
             </w:pPr>
             <w:r>
               <w:rPr>
-                <w:rFonts w:ascii="Helvetica" w:hAnsi="Helvetica" w:eastAsia="Helvetica"/>
+                <w:rFonts w:ascii="Arial" w:hAnsi="Arial" w:eastAsia="Helvetica"/>
                 <w:b w:val="0"/>
                 <w:i w:val="0"/>
                 <w:color w:val="1E1E23"/>
@@ -1203,7 +1203,7 @@
             </w:pPr>
             <w:r>
               <w:rPr>
-                <w:rFonts w:ascii="Helvetica" w:hAnsi="Helvetica" w:eastAsia="Helvetica"/>
+                <w:rFonts w:ascii="Arial" w:hAnsi="Arial" w:eastAsia="Helvetica"/>
                 <w:b w:val="0"/>
                 <w:i w:val="0"/>
                 <w:color w:val="1E1E23"/>
@@ -1239,7 +1239,7 @@
             </w:pPr>
             <w:r>
               <w:rPr>
-                <w:rFonts w:ascii="Helvetica" w:hAnsi="Helvetica" w:eastAsia="Helvetica"/>
+                <w:rFonts w:ascii="Arial" w:hAnsi="Arial" w:eastAsia="Helvetica"/>
                 <w:b w:val="0"/>
                 <w:i w:val="0"/>
                 <w:color w:val="1E1E23"/>
@@ -1275,7 +1275,7 @@
             </w:pPr>
             <w:r>
               <w:rPr>
-                <w:rFonts w:ascii="Helvetica" w:hAnsi="Helvetica" w:eastAsia="Helvetica"/>
+                <w:rFonts w:ascii="Arial" w:hAnsi="Arial" w:eastAsia="Helvetica"/>
                 <w:b w:val="0"/>
                 <w:i w:val="0"/>
                 <w:color w:val="1E1E23"/>
@@ -1311,7 +1311,7 @@
             </w:pPr>
             <w:r>
               <w:rPr>
-                <w:rFonts w:ascii="Helvetica" w:hAnsi="Helvetica" w:eastAsia="Helvetica"/>
+                <w:rFonts w:ascii="Arial" w:hAnsi="Arial" w:eastAsia="Helvetica"/>
                 <w:b w:val="0"/>
                 <w:i w:val="0"/>
                 <w:color w:val="1E1E23"/>
@@ -1347,7 +1347,7 @@
             </w:pPr>
             <w:r>
               <w:rPr>
-                <w:rFonts w:ascii="Helvetica" w:hAnsi="Helvetica" w:eastAsia="Helvetica"/>
+                <w:rFonts w:ascii="Arial" w:hAnsi="Arial" w:eastAsia="Helvetica"/>
                 <w:b w:val="0"/>
                 <w:i w:val="0"/>
                 <w:color w:val="1E1E23"/>
@@ -1387,7 +1387,7 @@
             </w:pPr>
             <w:r>
               <w:rPr>
-                <w:rFonts w:ascii="Helvetica" w:hAnsi="Helvetica" w:eastAsia="Helvetica"/>
+                <w:rFonts w:ascii="Arial" w:hAnsi="Arial" w:eastAsia="Helvetica"/>
                 <w:b w:val="0"/>
                 <w:i w:val="0"/>
                 <w:color w:val="1E1E23"/>
@@ -1422,7 +1422,7 @@
             </w:pPr>
             <w:r>
               <w:rPr>
-                <w:rFonts w:ascii="Helvetica" w:hAnsi="Helvetica" w:eastAsia="Helvetica"/>
+                <w:rFonts w:ascii="Arial" w:hAnsi="Arial" w:eastAsia="Helvetica"/>
                 <w:b w:val="0"/>
                 <w:i w:val="0"/>
                 <w:color w:val="1E1E23"/>
@@ -1457,7 +1457,7 @@
             </w:pPr>
             <w:r>
               <w:rPr>
-                <w:rFonts w:ascii="Helvetica" w:hAnsi="Helvetica" w:eastAsia="Helvetica"/>
+                <w:rFonts w:ascii="Arial" w:hAnsi="Arial" w:eastAsia="Helvetica"/>
                 <w:b w:val="0"/>
                 <w:i w:val="0"/>
                 <w:color w:val="1E1E23"/>
@@ -1492,7 +1492,7 @@
             </w:pPr>
             <w:r>
               <w:rPr>
-                <w:rFonts w:ascii="Helvetica" w:hAnsi="Helvetica" w:eastAsia="Helvetica"/>
+                <w:rFonts w:ascii="Arial" w:hAnsi="Arial" w:eastAsia="Helvetica"/>
                 <w:b w:val="0"/>
                 <w:i w:val="0"/>
                 <w:color w:val="1E1E23"/>
@@ -1527,7 +1527,7 @@
             </w:pPr>
             <w:r>
               <w:rPr>
-                <w:rFonts w:ascii="Helvetica" w:hAnsi="Helvetica" w:eastAsia="Helvetica"/>
+                <w:rFonts w:ascii="Arial" w:hAnsi="Arial" w:eastAsia="Helvetica"/>
                 <w:b w:val="0"/>
                 <w:i w:val="0"/>
                 <w:color w:val="1E1E23"/>
@@ -1568,7 +1568,7 @@
             </w:pPr>
             <w:r>
               <w:rPr>
-                <w:rFonts w:ascii="Helvetica" w:hAnsi="Helvetica" w:eastAsia="Helvetica"/>
+                <w:rFonts w:ascii="Arial" w:hAnsi="Arial" w:eastAsia="Helvetica"/>
                 <w:b w:val="0"/>
                 <w:i w:val="0"/>
                 <w:color w:val="1E1E23"/>
@@ -1604,7 +1604,7 @@
             </w:pPr>
             <w:r>
               <w:rPr>
-                <w:rFonts w:ascii="Helvetica" w:hAnsi="Helvetica" w:eastAsia="Helvetica"/>
+                <w:rFonts w:ascii="Arial" w:hAnsi="Arial" w:eastAsia="Helvetica"/>
                 <w:b w:val="0"/>
                 <w:i w:val="0"/>
                 <w:color w:val="1E1E23"/>
@@ -1640,7 +1640,7 @@
             </w:pPr>
             <w:r>
               <w:rPr>
-                <w:rFonts w:ascii="Helvetica" w:hAnsi="Helvetica" w:eastAsia="Helvetica"/>
+                <w:rFonts w:ascii="Arial" w:hAnsi="Arial" w:eastAsia="Helvetica"/>
                 <w:b w:val="0"/>
                 <w:i w:val="0"/>
                 <w:color w:val="1E1E23"/>
@@ -1676,7 +1676,7 @@
             </w:pPr>
             <w:r>
               <w:rPr>
-                <w:rFonts w:ascii="Helvetica" w:hAnsi="Helvetica" w:eastAsia="Helvetica"/>
+                <w:rFonts w:ascii="Arial" w:hAnsi="Arial" w:eastAsia="Helvetica"/>
                 <w:b w:val="0"/>
                 <w:i w:val="0"/>
                 <w:color w:val="1E1E23"/>
@@ -1712,7 +1712,7 @@
             </w:pPr>
             <w:r>
               <w:rPr>
-                <w:rFonts w:ascii="Helvetica" w:hAnsi="Helvetica" w:eastAsia="Helvetica"/>
+                <w:rFonts w:ascii="Arial" w:hAnsi="Arial" w:eastAsia="Helvetica"/>
                 <w:b w:val="0"/>
                 <w:i w:val="0"/>
                 <w:color w:val="1E1E23"/>
@@ -1752,7 +1752,7 @@
             </w:pPr>
             <w:r>
               <w:rPr>
-                <w:rFonts w:ascii="Helvetica" w:hAnsi="Helvetica" w:eastAsia="Helvetica"/>
+                <w:rFonts w:ascii="Arial" w:hAnsi="Arial" w:eastAsia="Helvetica"/>
                 <w:b w:val="0"/>
                 <w:i w:val="0"/>
                 <w:color w:val="1E1E23"/>
@@ -1787,7 +1787,7 @@
             </w:pPr>
             <w:r>
               <w:rPr>
-                <w:rFonts w:ascii="Helvetica" w:hAnsi="Helvetica" w:eastAsia="Helvetica"/>
+                <w:rFonts w:ascii="Arial" w:hAnsi="Arial" w:eastAsia="Helvetica"/>
                 <w:b w:val="0"/>
                 <w:i w:val="0"/>
                 <w:color w:val="1E1E23"/>
@@ -1822,7 +1822,7 @@
             </w:pPr>
             <w:r>
               <w:rPr>
-                <w:rFonts w:ascii="Helvetica" w:hAnsi="Helvetica" w:eastAsia="Helvetica"/>
+                <w:rFonts w:ascii="Arial" w:hAnsi="Arial" w:eastAsia="Helvetica"/>
                 <w:b w:val="0"/>
                 <w:i w:val="0"/>
                 <w:color w:val="1E1E23"/>
@@ -1857,7 +1857,7 @@
             </w:pPr>
             <w:r>
               <w:rPr>
-                <w:rFonts w:ascii="Helvetica" w:hAnsi="Helvetica" w:eastAsia="Helvetica"/>
+                <w:rFonts w:ascii="Arial" w:hAnsi="Arial" w:eastAsia="Helvetica"/>
                 <w:b w:val="0"/>
                 <w:i w:val="0"/>
                 <w:color w:val="1E1E23"/>
@@ -1892,7 +1892,7 @@
             </w:pPr>
             <w:r>
               <w:rPr>
-                <w:rFonts w:ascii="Helvetica" w:hAnsi="Helvetica" w:eastAsia="Helvetica"/>
+                <w:rFonts w:ascii="Arial" w:hAnsi="Arial" w:eastAsia="Helvetica"/>
                 <w:b w:val="0"/>
                 <w:i w:val="0"/>
                 <w:color w:val="1E1E23"/>
@@ -1933,7 +1933,7 @@
             </w:pPr>
             <w:r>
               <w:rPr>
-                <w:rFonts w:ascii="Helvetica" w:hAnsi="Helvetica" w:eastAsia="Helvetica"/>
+                <w:rFonts w:ascii="Arial" w:hAnsi="Arial" w:eastAsia="Helvetica"/>
                 <w:b w:val="0"/>
                 <w:i w:val="0"/>
                 <w:color w:val="1E1E23"/>
@@ -1969,7 +1969,7 @@
             </w:pPr>
             <w:r>
               <w:rPr>
-                <w:rFonts w:ascii="Helvetica" w:hAnsi="Helvetica" w:eastAsia="Helvetica"/>
+                <w:rFonts w:ascii="Arial" w:hAnsi="Arial" w:eastAsia="Helvetica"/>
                 <w:b w:val="0"/>
                 <w:i w:val="0"/>
                 <w:color w:val="1E1E23"/>
@@ -2005,7 +2005,7 @@
             </w:pPr>
             <w:r>
               <w:rPr>
-                <w:rFonts w:ascii="Helvetica" w:hAnsi="Helvetica" w:eastAsia="Helvetica"/>
+                <w:rFonts w:ascii="Arial" w:hAnsi="Arial" w:eastAsia="Helvetica"/>
                 <w:b w:val="0"/>
                 <w:i w:val="0"/>
                 <w:color w:val="1E1E23"/>
@@ -2041,7 +2041,7 @@
             </w:pPr>
             <w:r>
               <w:rPr>
-                <w:rFonts w:ascii="Helvetica" w:hAnsi="Helvetica" w:eastAsia="Helvetica"/>
+                <w:rFonts w:ascii="Arial" w:hAnsi="Arial" w:eastAsia="Helvetica"/>
                 <w:b w:val="0"/>
                 <w:i w:val="0"/>
                 <w:color w:val="1E1E23"/>
@@ -2077,7 +2077,7 @@
             </w:pPr>
             <w:r>
               <w:rPr>
-                <w:rFonts w:ascii="Helvetica" w:hAnsi="Helvetica" w:eastAsia="Helvetica"/>
+                <w:rFonts w:ascii="Arial" w:hAnsi="Arial" w:eastAsia="Helvetica"/>
                 <w:b w:val="0"/>
                 <w:i w:val="0"/>
                 <w:color w:val="1E1E23"/>
@@ -2100,7 +2100,7 @@
       </w:pPr>
       <w:r>
         <w:rPr>
-          <w:rFonts w:ascii="Helvetica" w:hAnsi="Helvetica" w:eastAsia="Helvetica"/>
+          <w:rFonts w:ascii="Arial" w:hAnsi="Arial" w:eastAsia="Helvetica"/>
           <w:b/>
           <w:i w:val="0"/>
           <w:color w:val="1E1E23"/>
@@ -2160,7 +2160,7 @@
             </w:pPr>
             <w:r>
               <w:rPr>
-                <w:rFonts w:ascii="Helvetica" w:hAnsi="Helvetica" w:eastAsia="Helvetica"/>
+                <w:rFonts w:ascii="Arial" w:hAnsi="Arial" w:eastAsia="Helvetica"/>
                 <w:b/>
                 <w:i w:val="0"/>
                 <w:color w:val="1E1E23"/>
@@ -2196,7 +2196,7 @@
             </w:pPr>
             <w:r>
               <w:rPr>
-                <w:rFonts w:ascii="Helvetica" w:hAnsi="Helvetica" w:eastAsia="Helvetica"/>
+                <w:rFonts w:ascii="Arial" w:hAnsi="Arial" w:eastAsia="Helvetica"/>
                 <w:b/>
                 <w:i w:val="0"/>
                 <w:color w:val="1E1E23"/>
@@ -2232,7 +2232,7 @@
             </w:pPr>
             <w:r>
               <w:rPr>
-                <w:rFonts w:ascii="Helvetica" w:hAnsi="Helvetica" w:eastAsia="Helvetica"/>
+                <w:rFonts w:ascii="Arial" w:hAnsi="Arial" w:eastAsia="Helvetica"/>
                 <w:b/>
                 <w:i w:val="0"/>
                 <w:color w:val="1E1E23"/>
@@ -2268,7 +2268,7 @@
             </w:pPr>
             <w:r>
               <w:rPr>
-                <w:rFonts w:ascii="Helvetica" w:hAnsi="Helvetica" w:eastAsia="Helvetica"/>
+                <w:rFonts w:ascii="Arial" w:hAnsi="Arial" w:eastAsia="Helvetica"/>
                 <w:b/>
                 <w:i w:val="0"/>
                 <w:color w:val="1E1E23"/>
@@ -2304,7 +2304,7 @@
             </w:pPr>
             <w:r>
               <w:rPr>
-                <w:rFonts w:ascii="Helvetica" w:hAnsi="Helvetica" w:eastAsia="Helvetica"/>
+                <w:rFonts w:ascii="Arial" w:hAnsi="Arial" w:eastAsia="Helvetica"/>
                 <w:b/>
                 <w:i w:val="0"/>
                 <w:color w:val="1E1E23"/>
@@ -2340,7 +2340,7 @@
             </w:pPr>
             <w:r>
               <w:rPr>
-                <w:rFonts w:ascii="Helvetica" w:hAnsi="Helvetica" w:eastAsia="Helvetica"/>
+                <w:rFonts w:ascii="Arial" w:hAnsi="Arial" w:eastAsia="Helvetica"/>
                 <w:b/>
                 <w:i w:val="0"/>
                 <w:color w:val="1E1E23"/>
@@ -2376,7 +2376,7 @@
             </w:pPr>
             <w:r>
               <w:rPr>
-                <w:rFonts w:ascii="Helvetica" w:hAnsi="Helvetica" w:eastAsia="Helvetica"/>
+                <w:rFonts w:ascii="Arial" w:hAnsi="Arial" w:eastAsia="Helvetica"/>
                 <w:b/>
                 <w:i w:val="0"/>
                 <w:color w:val="1E1E23"/>
@@ -2412,7 +2412,7 @@
             </w:pPr>
             <w:r>
               <w:rPr>
-                <w:rFonts w:ascii="Helvetica" w:hAnsi="Helvetica" w:eastAsia="Helvetica"/>
+                <w:rFonts w:ascii="Arial" w:hAnsi="Arial" w:eastAsia="Helvetica"/>
                 <w:b/>
                 <w:i w:val="0"/>
                 <w:color w:val="1E1E23"/>
@@ -2448,7 +2448,7 @@
             </w:pPr>
             <w:r>
               <w:rPr>
-                <w:rFonts w:ascii="Helvetica" w:hAnsi="Helvetica" w:eastAsia="Helvetica"/>
+                <w:rFonts w:ascii="Arial" w:hAnsi="Arial" w:eastAsia="Helvetica"/>
                 <w:b/>
                 <w:i w:val="0"/>
                 <w:color w:val="1E1E23"/>
@@ -2484,7 +2484,7 @@
             </w:pPr>
             <w:r>
               <w:rPr>
-                <w:rFonts w:ascii="Helvetica" w:hAnsi="Helvetica" w:eastAsia="Helvetica"/>
+                <w:rFonts w:ascii="Arial" w:hAnsi="Arial" w:eastAsia="Helvetica"/>
                 <w:b/>
                 <w:i w:val="0"/>
                 <w:color w:val="1E1E23"/>
@@ -2520,7 +2520,7 @@
             </w:pPr>
             <w:r>
               <w:rPr>
-                <w:rFonts w:ascii="Helvetica" w:hAnsi="Helvetica" w:eastAsia="Helvetica"/>
+                <w:rFonts w:ascii="Arial" w:hAnsi="Arial" w:eastAsia="Helvetica"/>
                 <w:b/>
                 <w:i w:val="0"/>
                 <w:color w:val="1E1E23"/>
@@ -2556,7 +2556,7 @@
             </w:pPr>
             <w:r>
               <w:rPr>
-                <w:rFonts w:ascii="Helvetica" w:hAnsi="Helvetica" w:eastAsia="Helvetica"/>
+                <w:rFonts w:ascii="Arial" w:hAnsi="Arial" w:eastAsia="Helvetica"/>
                 <w:b/>
                 <w:i w:val="0"/>
                 <w:color w:val="1E1E23"/>
@@ -2596,7 +2596,7 @@
             </w:pPr>
             <w:r>
               <w:rPr>
-                <w:rFonts w:ascii="Helvetica" w:hAnsi="Helvetica" w:eastAsia="Helvetica"/>
+                <w:rFonts w:ascii="Arial" w:hAnsi="Arial" w:eastAsia="Helvetica"/>
                 <w:b w:val="0"/>
                 <w:i w:val="0"/>
                 <w:color w:val="1E1E23"/>
@@ -2631,7 +2631,7 @@
             </w:pPr>
             <w:r>
               <w:rPr>
-                <w:rFonts w:ascii="Helvetica" w:hAnsi="Helvetica" w:eastAsia="Helvetica"/>
+                <w:rFonts w:ascii="Arial" w:hAnsi="Arial" w:eastAsia="Helvetica"/>
                 <w:b w:val="0"/>
                 <w:i w:val="0"/>
                 <w:color w:val="1E1E23"/>
@@ -2666,7 +2666,7 @@
             </w:pPr>
             <w:r>
               <w:rPr>
-                <w:rFonts w:ascii="Helvetica" w:hAnsi="Helvetica" w:eastAsia="Helvetica"/>
+                <w:rFonts w:ascii="Arial" w:hAnsi="Arial" w:eastAsia="Helvetica"/>
                 <w:b w:val="0"/>
                 <w:i w:val="0"/>
                 <w:color w:val="1E1E23"/>
@@ -2701,7 +2701,7 @@
             </w:pPr>
             <w:r>
               <w:rPr>
-                <w:rFonts w:ascii="Helvetica" w:hAnsi="Helvetica" w:eastAsia="Helvetica"/>
+                <w:rFonts w:ascii="Arial" w:hAnsi="Arial" w:eastAsia="Helvetica"/>
                 <w:b w:val="0"/>
                 <w:i w:val="0"/>
                 <w:color w:val="1E1E23"/>
@@ -2736,7 +2736,7 @@
             </w:pPr>
             <w:r>
               <w:rPr>
-                <w:rFonts w:ascii="Helvetica" w:hAnsi="Helvetica" w:eastAsia="Helvetica"/>
+                <w:rFonts w:ascii="Arial" w:hAnsi="Arial" w:eastAsia="Helvetica"/>
                 <w:b w:val="0"/>
                 <w:i w:val="0"/>
                 <w:color w:val="1E1E23"/>
@@ -2771,7 +2771,7 @@
             </w:pPr>
             <w:r>
               <w:rPr>
-                <w:rFonts w:ascii="Helvetica" w:hAnsi="Helvetica" w:eastAsia="Helvetica"/>
+                <w:rFonts w:ascii="Arial" w:hAnsi="Arial" w:eastAsia="Helvetica"/>
                 <w:b w:val="0"/>
                 <w:i w:val="0"/>
                 <w:color w:val="1E1E23"/>
@@ -2806,7 +2806,7 @@
             </w:pPr>
             <w:r>
               <w:rPr>
-                <w:rFonts w:ascii="Helvetica" w:hAnsi="Helvetica" w:eastAsia="Helvetica"/>
+                <w:rFonts w:ascii="Arial" w:hAnsi="Arial" w:eastAsia="Helvetica"/>
                 <w:b w:val="0"/>
                 <w:i w:val="0"/>
                 <w:color w:val="1E1E23"/>
@@ -2841,7 +2841,7 @@
             </w:pPr>
             <w:r>
               <w:rPr>
-                <w:rFonts w:ascii="Helvetica" w:hAnsi="Helvetica" w:eastAsia="Helvetica"/>
+                <w:rFonts w:ascii="Arial" w:hAnsi="Arial" w:eastAsia="Helvetica"/>
                 <w:b w:val="0"/>
                 <w:i w:val="0"/>
                 <w:color w:val="1E1E23"/>
@@ -2876,7 +2876,7 @@
             </w:pPr>
             <w:r>
               <w:rPr>
-                <w:rFonts w:ascii="Helvetica" w:hAnsi="Helvetica" w:eastAsia="Helvetica"/>
+                <w:rFonts w:ascii="Arial" w:hAnsi="Arial" w:eastAsia="Helvetica"/>
                 <w:b w:val="0"/>
                 <w:i w:val="0"/>
                 <w:color w:val="1E1E23"/>
@@ -2911,7 +2911,7 @@
             </w:pPr>
             <w:r>
               <w:rPr>
-                <w:rFonts w:ascii="Helvetica" w:hAnsi="Helvetica" w:eastAsia="Helvetica"/>
+                <w:rFonts w:ascii="Arial" w:hAnsi="Arial" w:eastAsia="Helvetica"/>
                 <w:b w:val="0"/>
                 <w:i w:val="0"/>
                 <w:color w:val="1E1E23"/>
@@ -2946,7 +2946,7 @@
             </w:pPr>
             <w:r>
               <w:rPr>
-                <w:rFonts w:ascii="Helvetica" w:hAnsi="Helvetica" w:eastAsia="Helvetica"/>
+                <w:rFonts w:ascii="Arial" w:hAnsi="Arial" w:eastAsia="Helvetica"/>
                 <w:b w:val="0"/>
                 <w:i w:val="0"/>
                 <w:color w:val="1E1E23"/>
@@ -2981,7 +2981,7 @@
             </w:pPr>
             <w:r>
               <w:rPr>
-                <w:rFonts w:ascii="Helvetica" w:hAnsi="Helvetica" w:eastAsia="Helvetica"/>
+                <w:rFonts w:ascii="Arial" w:hAnsi="Arial" w:eastAsia="Helvetica"/>
                 <w:b w:val="0"/>
                 <w:i w:val="0"/>
                 <w:color w:val="1E1E23"/>
@@ -3022,7 +3022,7 @@
             </w:pPr>
             <w:r>
               <w:rPr>
-                <w:rFonts w:ascii="Helvetica" w:hAnsi="Helvetica" w:eastAsia="Helvetica"/>
+                <w:rFonts w:ascii="Arial" w:hAnsi="Arial" w:eastAsia="Helvetica"/>
                 <w:b w:val="0"/>
                 <w:i w:val="0"/>
                 <w:color w:val="1E1E23"/>
@@ -3058,7 +3058,7 @@
             </w:pPr>
             <w:r>
               <w:rPr>
-                <w:rFonts w:ascii="Helvetica" w:hAnsi="Helvetica" w:eastAsia="Helvetica"/>
+                <w:rFonts w:ascii="Arial" w:hAnsi="Arial" w:eastAsia="Helvetica"/>
                 <w:b w:val="0"/>
                 <w:i w:val="0"/>
                 <w:color w:val="1E1E23"/>
@@ -3094,7 +3094,7 @@
             </w:pPr>
             <w:r>
               <w:rPr>
-                <w:rFonts w:ascii="Helvetica" w:hAnsi="Helvetica" w:eastAsia="Helvetica"/>
+                <w:rFonts w:ascii="Arial" w:hAnsi="Arial" w:eastAsia="Helvetica"/>
                 <w:b w:val="0"/>
                 <w:i w:val="0"/>
                 <w:color w:val="1E1E23"/>
@@ -3130,7 +3130,7 @@
             </w:pPr>
             <w:r>
               <w:rPr>
-                <w:rFonts w:ascii="Helvetica" w:hAnsi="Helvetica" w:eastAsia="Helvetica"/>
+                <w:rFonts w:ascii="Arial" w:hAnsi="Arial" w:eastAsia="Helvetica"/>
                 <w:b w:val="0"/>
                 <w:i w:val="0"/>
                 <w:color w:val="1E1E23"/>
@@ -3166,7 +3166,7 @@
             </w:pPr>
             <w:r>
               <w:rPr>
-                <w:rFonts w:ascii="Helvetica" w:hAnsi="Helvetica" w:eastAsia="Helvetica"/>
+                <w:rFonts w:ascii="Arial" w:hAnsi="Arial" w:eastAsia="Helvetica"/>
                 <w:b w:val="0"/>
                 <w:i w:val="0"/>
                 <w:color w:val="1E1E23"/>
@@ -3202,7 +3202,7 @@
             </w:pPr>
             <w:r>
               <w:rPr>
-                <w:rFonts w:ascii="Helvetica" w:hAnsi="Helvetica" w:eastAsia="Helvetica"/>
+                <w:rFonts w:ascii="Arial" w:hAnsi="Arial" w:eastAsia="Helvetica"/>
                 <w:b w:val="0"/>
                 <w:i w:val="0"/>
                 <w:color w:val="1E1E23"/>
@@ -3238,7 +3238,7 @@
             </w:pPr>
             <w:r>
               <w:rPr>
-                <w:rFonts w:ascii="Helvetica" w:hAnsi="Helvetica" w:eastAsia="Helvetica"/>
+                <w:rFonts w:ascii="Arial" w:hAnsi="Arial" w:eastAsia="Helvetica"/>
                 <w:b w:val="0"/>
                 <w:i w:val="0"/>
                 <w:color w:val="1E1E23"/>
@@ -3274,7 +3274,7 @@
             </w:pPr>
             <w:r>
               <w:rPr>
-                <w:rFonts w:ascii="Helvetica" w:hAnsi="Helvetica" w:eastAsia="Helvetica"/>
+                <w:rFonts w:ascii="Arial" w:hAnsi="Arial" w:eastAsia="Helvetica"/>
                 <w:b w:val="0"/>
                 <w:i w:val="0"/>
                 <w:color w:val="1E1E23"/>
@@ -3310,7 +3310,7 @@
             </w:pPr>
             <w:r>
               <w:rPr>
-                <w:rFonts w:ascii="Helvetica" w:hAnsi="Helvetica" w:eastAsia="Helvetica"/>
+                <w:rFonts w:ascii="Arial" w:hAnsi="Arial" w:eastAsia="Helvetica"/>
                 <w:b w:val="0"/>
                 <w:i w:val="0"/>
                 <w:color w:val="1E1E23"/>
@@ -3346,7 +3346,7 @@
             </w:pPr>
             <w:r>
               <w:rPr>
-                <w:rFonts w:ascii="Helvetica" w:hAnsi="Helvetica" w:eastAsia="Helvetica"/>
+                <w:rFonts w:ascii="Arial" w:hAnsi="Arial" w:eastAsia="Helvetica"/>
                 <w:b w:val="0"/>
                 <w:i w:val="0"/>
                 <w:color w:val="1E1E23"/>
@@ -3382,7 +3382,7 @@
             </w:pPr>
             <w:r>
               <w:rPr>
-                <w:rFonts w:ascii="Helvetica" w:hAnsi="Helvetica" w:eastAsia="Helvetica"/>
+                <w:rFonts w:ascii="Arial" w:hAnsi="Arial" w:eastAsia="Helvetica"/>
                 <w:b w:val="0"/>
                 <w:i w:val="0"/>
                 <w:color w:val="1E1E23"/>
@@ -3418,7 +3418,7 @@
             </w:pPr>
             <w:r>
               <w:rPr>
-                <w:rFonts w:ascii="Helvetica" w:hAnsi="Helvetica" w:eastAsia="Helvetica"/>
+                <w:rFonts w:ascii="Arial" w:hAnsi="Arial" w:eastAsia="Helvetica"/>
                 <w:b w:val="0"/>
                 <w:i w:val="0"/>
                 <w:color w:val="1E1E23"/>
@@ -3458,7 +3458,7 @@
             </w:pPr>
             <w:r>
               <w:rPr>
-                <w:rFonts w:ascii="Helvetica" w:hAnsi="Helvetica" w:eastAsia="Helvetica"/>
+                <w:rFonts w:ascii="Arial" w:hAnsi="Arial" w:eastAsia="Helvetica"/>
                 <w:b w:val="0"/>
                 <w:i w:val="0"/>
                 <w:color w:val="1E1E23"/>
@@ -3493,7 +3493,7 @@
             </w:pPr>
             <w:r>
               <w:rPr>
-                <w:rFonts w:ascii="Helvetica" w:hAnsi="Helvetica" w:eastAsia="Helvetica"/>
+                <w:rFonts w:ascii="Arial" w:hAnsi="Arial" w:eastAsia="Helvetica"/>
                 <w:b w:val="0"/>
                 <w:i w:val="0"/>
                 <w:color w:val="1E1E23"/>
@@ -3528,7 +3528,7 @@
             </w:pPr>
             <w:r>
               <w:rPr>
-                <w:rFonts w:ascii="Helvetica" w:hAnsi="Helvetica" w:eastAsia="Helvetica"/>
+                <w:rFonts w:ascii="Arial" w:hAnsi="Arial" w:eastAsia="Helvetica"/>
                 <w:b w:val="0"/>
                 <w:i w:val="0"/>
                 <w:color w:val="1E1E23"/>
@@ -3563,7 +3563,7 @@
             </w:pPr>
             <w:r>
               <w:rPr>
-                <w:rFonts w:ascii="Helvetica" w:hAnsi="Helvetica" w:eastAsia="Helvetica"/>
+                <w:rFonts w:ascii="Arial" w:hAnsi="Arial" w:eastAsia="Helvetica"/>
                 <w:b w:val="0"/>
                 <w:i w:val="0"/>
                 <w:color w:val="1E1E23"/>
@@ -3598,7 +3598,7 @@
             </w:pPr>
             <w:r>
               <w:rPr>
-                <w:rFonts w:ascii="Helvetica" w:hAnsi="Helvetica" w:eastAsia="Helvetica"/>
+                <w:rFonts w:ascii="Arial" w:hAnsi="Arial" w:eastAsia="Helvetica"/>
                 <w:b w:val="0"/>
                 <w:i w:val="0"/>
                 <w:color w:val="1E1E23"/>
@@ -3633,7 +3633,7 @@
             </w:pPr>
             <w:r>
               <w:rPr>
-                <w:rFonts w:ascii="Helvetica" w:hAnsi="Helvetica" w:eastAsia="Helvetica"/>
+                <w:rFonts w:ascii="Arial" w:hAnsi="Arial" w:eastAsia="Helvetica"/>
                 <w:b w:val="0"/>
                 <w:i w:val="0"/>
                 <w:color w:val="1E1E23"/>
@@ -3668,7 +3668,7 @@
             </w:pPr>
             <w:r>
               <w:rPr>
-                <w:rFonts w:ascii="Helvetica" w:hAnsi="Helvetica" w:eastAsia="Helvetica"/>
+                <w:rFonts w:ascii="Arial" w:hAnsi="Arial" w:eastAsia="Helvetica"/>
                 <w:b w:val="0"/>
                 <w:i w:val="0"/>
                 <w:color w:val="1E1E23"/>
@@ -3703,7 +3703,7 @@
             </w:pPr>
             <w:r>
               <w:rPr>
-                <w:rFonts w:ascii="Helvetica" w:hAnsi="Helvetica" w:eastAsia="Helvetica"/>
+                <w:rFonts w:ascii="Arial" w:hAnsi="Arial" w:eastAsia="Helvetica"/>
                 <w:b w:val="0"/>
                 <w:i w:val="0"/>
                 <w:color w:val="1E1E23"/>
@@ -3738,7 +3738,7 @@
             </w:pPr>
             <w:r>
               <w:rPr>
-                <w:rFonts w:ascii="Helvetica" w:hAnsi="Helvetica" w:eastAsia="Helvetica"/>
+                <w:rFonts w:ascii="Arial" w:hAnsi="Arial" w:eastAsia="Helvetica"/>
                 <w:b w:val="0"/>
                 <w:i w:val="0"/>
                 <w:color w:val="1E1E23"/>
@@ -3773,7 +3773,7 @@
             </w:pPr>
             <w:r>
               <w:rPr>
-                <w:rFonts w:ascii="Helvetica" w:hAnsi="Helvetica" w:eastAsia="Helvetica"/>
+                <w:rFonts w:ascii="Arial" w:hAnsi="Arial" w:eastAsia="Helvetica"/>
                 <w:b w:val="0"/>
                 <w:i w:val="0"/>
                 <w:color w:val="1E1E23"/>
@@ -3808,7 +3808,7 @@
             </w:pPr>
             <w:r>
               <w:rPr>
-                <w:rFonts w:ascii="Helvetica" w:hAnsi="Helvetica" w:eastAsia="Helvetica"/>
+                <w:rFonts w:ascii="Arial" w:hAnsi="Arial" w:eastAsia="Helvetica"/>
                 <w:b w:val="0"/>
                 <w:i w:val="0"/>
                 <w:color w:val="1E1E23"/>
@@ -3843,7 +3843,7 @@
             </w:pPr>
             <w:r>
               <w:rPr>
-                <w:rFonts w:ascii="Helvetica" w:hAnsi="Helvetica" w:eastAsia="Helvetica"/>
+                <w:rFonts w:ascii="Arial" w:hAnsi="Arial" w:eastAsia="Helvetica"/>
                 <w:b w:val="0"/>
                 <w:i w:val="0"/>
                 <w:color w:val="1E1E23"/>
@@ -3884,7 +3884,7 @@
             </w:pPr>
             <w:r>
               <w:rPr>
-                <w:rFonts w:ascii="Helvetica" w:hAnsi="Helvetica" w:eastAsia="Helvetica"/>
+                <w:rFonts w:ascii="Arial" w:hAnsi="Arial" w:eastAsia="Helvetica"/>
                 <w:b w:val="0"/>
                 <w:i w:val="0"/>
                 <w:color w:val="1E1E23"/>
@@ -3920,7 +3920,7 @@
             </w:pPr>
             <w:r>
               <w:rPr>
-                <w:rFonts w:ascii="Helvetica" w:hAnsi="Helvetica" w:eastAsia="Helvetica"/>
+                <w:rFonts w:ascii="Arial" w:hAnsi="Arial" w:eastAsia="Helvetica"/>
                 <w:b w:val="0"/>
                 <w:i w:val="0"/>
                 <w:color w:val="1E1E23"/>
@@ -3956,7 +3956,7 @@
             </w:pPr>
             <w:r>
               <w:rPr>
-                <w:rFonts w:ascii="Helvetica" w:hAnsi="Helvetica" w:eastAsia="Helvetica"/>
+                <w:rFonts w:ascii="Arial" w:hAnsi="Arial" w:eastAsia="Helvetica"/>
                 <w:b w:val="0"/>
                 <w:i w:val="0"/>
                 <w:color w:val="1E1E23"/>
@@ -3992,7 +3992,7 @@
             </w:pPr>
             <w:r>
               <w:rPr>
-                <w:rFonts w:ascii="Helvetica" w:hAnsi="Helvetica" w:eastAsia="Helvetica"/>
+                <w:rFonts w:ascii="Arial" w:hAnsi="Arial" w:eastAsia="Helvetica"/>
                 <w:b w:val="0"/>
                 <w:i w:val="0"/>
                 <w:color w:val="1E1E23"/>
@@ -4028,7 +4028,7 @@
             </w:pPr>
             <w:r>
               <w:rPr>
-                <w:rFonts w:ascii="Helvetica" w:hAnsi="Helvetica" w:eastAsia="Helvetica"/>
+                <w:rFonts w:ascii="Arial" w:hAnsi="Arial" w:eastAsia="Helvetica"/>
                 <w:b w:val="0"/>
                 <w:i w:val="0"/>
                 <w:color w:val="1E1E23"/>
@@ -4064,7 +4064,7 @@
             </w:pPr>
             <w:r>
               <w:rPr>
-                <w:rFonts w:ascii="Helvetica" w:hAnsi="Helvetica" w:eastAsia="Helvetica"/>
+                <w:rFonts w:ascii="Arial" w:hAnsi="Arial" w:eastAsia="Helvetica"/>
                 <w:b w:val="0"/>
                 <w:i w:val="0"/>
                 <w:color w:val="1E1E23"/>
@@ -4100,7 +4100,7 @@
             </w:pPr>
             <w:r>
               <w:rPr>
-                <w:rFonts w:ascii="Helvetica" w:hAnsi="Helvetica" w:eastAsia="Helvetica"/>
+                <w:rFonts w:ascii="Arial" w:hAnsi="Arial" w:eastAsia="Helvetica"/>
                 <w:b w:val="0"/>
                 <w:i w:val="0"/>
                 <w:color w:val="1E1E23"/>
@@ -4136,7 +4136,7 @@
             </w:pPr>
             <w:r>
               <w:rPr>
-                <w:rFonts w:ascii="Helvetica" w:hAnsi="Helvetica" w:eastAsia="Helvetica"/>
+                <w:rFonts w:ascii="Arial" w:hAnsi="Arial" w:eastAsia="Helvetica"/>
                 <w:b w:val="0"/>
                 <w:i w:val="0"/>
                 <w:color w:val="1E1E23"/>
@@ -4172,7 +4172,7 @@
             </w:pPr>
             <w:r>
               <w:rPr>
-                <w:rFonts w:ascii="Helvetica" w:hAnsi="Helvetica" w:eastAsia="Helvetica"/>
+                <w:rFonts w:ascii="Arial" w:hAnsi="Arial" w:eastAsia="Helvetica"/>
                 <w:b w:val="0"/>
                 <w:i w:val="0"/>
                 <w:color w:val="1E1E23"/>
@@ -4208,7 +4208,7 @@
             </w:pPr>
             <w:r>
               <w:rPr>
-                <w:rFonts w:ascii="Helvetica" w:hAnsi="Helvetica" w:eastAsia="Helvetica"/>
+                <w:rFonts w:ascii="Arial" w:hAnsi="Arial" w:eastAsia="Helvetica"/>
                 <w:b w:val="0"/>
                 <w:i w:val="0"/>
                 <w:color w:val="1E1E23"/>
@@ -4244,7 +4244,7 @@
             </w:pPr>
             <w:r>
               <w:rPr>
-                <w:rFonts w:ascii="Helvetica" w:hAnsi="Helvetica" w:eastAsia="Helvetica"/>
+                <w:rFonts w:ascii="Arial" w:hAnsi="Arial" w:eastAsia="Helvetica"/>
                 <w:b w:val="0"/>
                 <w:i w:val="0"/>
                 <w:color w:val="1E1E23"/>
@@ -4280,7 +4280,7 @@
             </w:pPr>
             <w:r>
               <w:rPr>
-                <w:rFonts w:ascii="Helvetica" w:hAnsi="Helvetica" w:eastAsia="Helvetica"/>
+                <w:rFonts w:ascii="Arial" w:hAnsi="Arial" w:eastAsia="Helvetica"/>
                 <w:b w:val="0"/>
                 <w:i w:val="0"/>
                 <w:color w:val="1E1E23"/>
@@ -4320,7 +4320,7 @@
             </w:pPr>
             <w:r>
               <w:rPr>
-                <w:rFonts w:ascii="Helvetica" w:hAnsi="Helvetica" w:eastAsia="Helvetica"/>
+                <w:rFonts w:ascii="Arial" w:hAnsi="Arial" w:eastAsia="Helvetica"/>
                 <w:b w:val="0"/>
                 <w:i w:val="0"/>
                 <w:color w:val="1E1E23"/>
@@ -4355,7 +4355,7 @@
             </w:pPr>
             <w:r>
               <w:rPr>
-                <w:rFonts w:ascii="Helvetica" w:hAnsi="Helvetica" w:eastAsia="Helvetica"/>
+                <w:rFonts w:ascii="Arial" w:hAnsi="Arial" w:eastAsia="Helvetica"/>
                 <w:b w:val="0"/>
                 <w:i w:val="0"/>
                 <w:color w:val="1E1E23"/>
@@ -4390,7 +4390,7 @@
             </w:pPr>
             <w:r>
               <w:rPr>
-                <w:rFonts w:ascii="Helvetica" w:hAnsi="Helvetica" w:eastAsia="Helvetica"/>
+                <w:rFonts w:ascii="Arial" w:hAnsi="Arial" w:eastAsia="Helvetica"/>
                 <w:b w:val="0"/>
                 <w:i w:val="0"/>
                 <w:color w:val="1E1E23"/>
@@ -4425,7 +4425,7 @@
             </w:pPr>
             <w:r>
               <w:rPr>
-                <w:rFonts w:ascii="Helvetica" w:hAnsi="Helvetica" w:eastAsia="Helvetica"/>
+                <w:rFonts w:ascii="Arial" w:hAnsi="Arial" w:eastAsia="Helvetica"/>
                 <w:b w:val="0"/>
                 <w:i w:val="0"/>
                 <w:color w:val="1E1E23"/>
@@ -4460,7 +4460,7 @@
             </w:pPr>
             <w:r>
               <w:rPr>
-                <w:rFonts w:ascii="Helvetica" w:hAnsi="Helvetica" w:eastAsia="Helvetica"/>
+                <w:rFonts w:ascii="Arial" w:hAnsi="Arial" w:eastAsia="Helvetica"/>
                 <w:b w:val="0"/>
                 <w:i w:val="0"/>
                 <w:color w:val="1E1E23"/>
@@ -4495,7 +4495,7 @@
             </w:pPr>
             <w:r>
               <w:rPr>
-                <w:rFonts w:ascii="Helvetica" w:hAnsi="Helvetica" w:eastAsia="Helvetica"/>
+                <w:rFonts w:ascii="Arial" w:hAnsi="Arial" w:eastAsia="Helvetica"/>
                 <w:b w:val="0"/>
                 <w:i w:val="0"/>
                 <w:color w:val="1E1E23"/>
@@ -4530,7 +4530,7 @@
             </w:pPr>
             <w:r>
               <w:rPr>
-                <w:rFonts w:ascii="Helvetica" w:hAnsi="Helvetica" w:eastAsia="Helvetica"/>
+                <w:rFonts w:ascii="Arial" w:hAnsi="Arial" w:eastAsia="Helvetica"/>
                 <w:b w:val="0"/>
                 <w:i w:val="0"/>
                 <w:color w:val="1E1E23"/>
@@ -4565,7 +4565,7 @@
             </w:pPr>
             <w:r>
               <w:rPr>
-                <w:rFonts w:ascii="Helvetica" w:hAnsi="Helvetica" w:eastAsia="Helvetica"/>
+                <w:rFonts w:ascii="Arial" w:hAnsi="Arial" w:eastAsia="Helvetica"/>
                 <w:b w:val="0"/>
                 <w:i w:val="0"/>
                 <w:color w:val="1E1E23"/>
@@ -4600,7 +4600,7 @@
             </w:pPr>
             <w:r>
               <w:rPr>
-                <w:rFonts w:ascii="Helvetica" w:hAnsi="Helvetica" w:eastAsia="Helvetica"/>
+                <w:rFonts w:ascii="Arial" w:hAnsi="Arial" w:eastAsia="Helvetica"/>
                 <w:b w:val="0"/>
                 <w:i w:val="0"/>
                 <w:color w:val="1E1E23"/>
@@ -4635,7 +4635,7 @@
             </w:pPr>
             <w:r>
               <w:rPr>
-                <w:rFonts w:ascii="Helvetica" w:hAnsi="Helvetica" w:eastAsia="Helvetica"/>
+                <w:rFonts w:ascii="Arial" w:hAnsi="Arial" w:eastAsia="Helvetica"/>
                 <w:b w:val="0"/>
                 <w:i w:val="0"/>
                 <w:color w:val="1E1E23"/>
@@ -4670,7 +4670,7 @@
             </w:pPr>
             <w:r>
               <w:rPr>
-                <w:rFonts w:ascii="Helvetica" w:hAnsi="Helvetica" w:eastAsia="Helvetica"/>
+                <w:rFonts w:ascii="Arial" w:hAnsi="Arial" w:eastAsia="Helvetica"/>
                 <w:b w:val="0"/>
                 <w:i w:val="0"/>
                 <w:color w:val="1E1E23"/>
@@ -4705,7 +4705,7 @@
             </w:pPr>
             <w:r>
               <w:rPr>
-                <w:rFonts w:ascii="Helvetica" w:hAnsi="Helvetica" w:eastAsia="Helvetica"/>
+                <w:rFonts w:ascii="Arial" w:hAnsi="Arial" w:eastAsia="Helvetica"/>
                 <w:b w:val="0"/>
                 <w:i w:val="0"/>
                 <w:color w:val="1E1E23"/>
@@ -4746,7 +4746,7 @@
             </w:pPr>
             <w:r>
               <w:rPr>
-                <w:rFonts w:ascii="Helvetica" w:hAnsi="Helvetica" w:eastAsia="Helvetica"/>
+                <w:rFonts w:ascii="Arial" w:hAnsi="Arial" w:eastAsia="Helvetica"/>
                 <w:b w:val="0"/>
                 <w:i w:val="0"/>
                 <w:color w:val="1E1E23"/>
@@ -4782,7 +4782,7 @@
             </w:pPr>
             <w:r>
               <w:rPr>
-                <w:rFonts w:ascii="Helvetica" w:hAnsi="Helvetica" w:eastAsia="Helvetica"/>
+                <w:rFonts w:ascii="Arial" w:hAnsi="Arial" w:eastAsia="Helvetica"/>
                 <w:b w:val="0"/>
                 <w:i w:val="0"/>
                 <w:color w:val="1E1E23"/>
@@ -4818,7 +4818,7 @@
             </w:pPr>
             <w:r>
               <w:rPr>
-                <w:rFonts w:ascii="Helvetica" w:hAnsi="Helvetica" w:eastAsia="Helvetica"/>
+                <w:rFonts w:ascii="Arial" w:hAnsi="Arial" w:eastAsia="Helvetica"/>
                 <w:b w:val="0"/>
                 <w:i w:val="0"/>
                 <w:color w:val="1E1E23"/>
@@ -4854,7 +4854,7 @@
             </w:pPr>
             <w:r>
               <w:rPr>
-                <w:rFonts w:ascii="Helvetica" w:hAnsi="Helvetica" w:eastAsia="Helvetica"/>
+                <w:rFonts w:ascii="Arial" w:hAnsi="Arial" w:eastAsia="Helvetica"/>
                 <w:b w:val="0"/>
                 <w:i w:val="0"/>
                 <w:color w:val="1E1E23"/>
@@ -4890,7 +4890,7 @@
             </w:pPr>
             <w:r>
               <w:rPr>
-                <w:rFonts w:ascii="Helvetica" w:hAnsi="Helvetica" w:eastAsia="Helvetica"/>
+                <w:rFonts w:ascii="Arial" w:hAnsi="Arial" w:eastAsia="Helvetica"/>
                 <w:b w:val="0"/>
                 <w:i w:val="0"/>
                 <w:color w:val="1E1E23"/>
@@ -4926,7 +4926,7 @@
             </w:pPr>
             <w:r>
               <w:rPr>
-                <w:rFonts w:ascii="Helvetica" w:hAnsi="Helvetica" w:eastAsia="Helvetica"/>
+                <w:rFonts w:ascii="Arial" w:hAnsi="Arial" w:eastAsia="Helvetica"/>
                 <w:b w:val="0"/>
                 <w:i w:val="0"/>
                 <w:color w:val="1E1E23"/>
@@ -4962,7 +4962,7 @@
             </w:pPr>
             <w:r>
               <w:rPr>
-                <w:rFonts w:ascii="Helvetica" w:hAnsi="Helvetica" w:eastAsia="Helvetica"/>
+                <w:rFonts w:ascii="Arial" w:hAnsi="Arial" w:eastAsia="Helvetica"/>
                 <w:b w:val="0"/>
                 <w:i w:val="0"/>
                 <w:color w:val="1E1E23"/>
@@ -4998,7 +4998,7 @@
             </w:pPr>
             <w:r>
               <w:rPr>
-                <w:rFonts w:ascii="Helvetica" w:hAnsi="Helvetica" w:eastAsia="Helvetica"/>
+                <w:rFonts w:ascii="Arial" w:hAnsi="Arial" w:eastAsia="Helvetica"/>
                 <w:b w:val="0"/>
                 <w:i w:val="0"/>
                 <w:color w:val="1E1E23"/>
@@ -5034,7 +5034,7 @@
             </w:pPr>
             <w:r>
               <w:rPr>
-                <w:rFonts w:ascii="Helvetica" w:hAnsi="Helvetica" w:eastAsia="Helvetica"/>
+                <w:rFonts w:ascii="Arial" w:hAnsi="Arial" w:eastAsia="Helvetica"/>
                 <w:b w:val="0"/>
                 <w:i w:val="0"/>
                 <w:color w:val="1E1E23"/>
@@ -5070,7 +5070,7 @@
             </w:pPr>
             <w:r>
               <w:rPr>
-                <w:rFonts w:ascii="Helvetica" w:hAnsi="Helvetica" w:eastAsia="Helvetica"/>
+                <w:rFonts w:ascii="Arial" w:hAnsi="Arial" w:eastAsia="Helvetica"/>
                 <w:b w:val="0"/>
                 <w:i w:val="0"/>
                 <w:color w:val="1E1E23"/>
@@ -5106,7 +5106,7 @@
             </w:pPr>
             <w:r>
               <w:rPr>
-                <w:rFonts w:ascii="Helvetica" w:hAnsi="Helvetica" w:eastAsia="Helvetica"/>
+                <w:rFonts w:ascii="Arial" w:hAnsi="Arial" w:eastAsia="Helvetica"/>
                 <w:b w:val="0"/>
                 <w:i w:val="0"/>
                 <w:color w:val="1E1E23"/>
@@ -5142,7 +5142,7 @@
             </w:pPr>
             <w:r>
               <w:rPr>
-                <w:rFonts w:ascii="Helvetica" w:hAnsi="Helvetica" w:eastAsia="Helvetica"/>
+                <w:rFonts w:ascii="Arial" w:hAnsi="Arial" w:eastAsia="Helvetica"/>
                 <w:b w:val="0"/>
                 <w:i w:val="0"/>
                 <w:color w:val="1E1E23"/>
@@ -5182,7 +5182,7 @@
             </w:pPr>
             <w:r>
               <w:rPr>
-                <w:rFonts w:ascii="Helvetica" w:hAnsi="Helvetica" w:eastAsia="Helvetica"/>
+                <w:rFonts w:ascii="Arial" w:hAnsi="Arial" w:eastAsia="Helvetica"/>
                 <w:b w:val="0"/>
                 <w:i w:val="0"/>
                 <w:color w:val="1E1E23"/>
@@ -5217,7 +5217,7 @@
             </w:pPr>
             <w:r>
               <w:rPr>
-                <w:rFonts w:ascii="Helvetica" w:hAnsi="Helvetica" w:eastAsia="Helvetica"/>
+                <w:rFonts w:ascii="Arial" w:hAnsi="Arial" w:eastAsia="Helvetica"/>
                 <w:b w:val="0"/>
                 <w:i w:val="0"/>
                 <w:color w:val="1E1E23"/>
@@ -5252,7 +5252,7 @@
             </w:pPr>
             <w:r>
               <w:rPr>
-                <w:rFonts w:ascii="Helvetica" w:hAnsi="Helvetica" w:eastAsia="Helvetica"/>
+                <w:rFonts w:ascii="Arial" w:hAnsi="Arial" w:eastAsia="Helvetica"/>
                 <w:b w:val="0"/>
                 <w:i w:val="0"/>
                 <w:color w:val="1E1E23"/>
@@ -5287,7 +5287,7 @@
             </w:pPr>
             <w:r>
               <w:rPr>
-                <w:rFonts w:ascii="Helvetica" w:hAnsi="Helvetica" w:eastAsia="Helvetica"/>
+                <w:rFonts w:ascii="Arial" w:hAnsi="Arial" w:eastAsia="Helvetica"/>
                 <w:b w:val="0"/>
                 <w:i w:val="0"/>
                 <w:color w:val="1E1E23"/>
@@ -5322,7 +5322,7 @@
             </w:pPr>
             <w:r>
               <w:rPr>
-                <w:rFonts w:ascii="Helvetica" w:hAnsi="Helvetica" w:eastAsia="Helvetica"/>
+                <w:rFonts w:ascii="Arial" w:hAnsi="Arial" w:eastAsia="Helvetica"/>
                 <w:b w:val="0"/>
                 <w:i w:val="0"/>
                 <w:color w:val="1E1E23"/>
@@ -5357,7 +5357,7 @@
             </w:pPr>
             <w:r>
               <w:rPr>
-                <w:rFonts w:ascii="Helvetica" w:hAnsi="Helvetica" w:eastAsia="Helvetica"/>
+                <w:rFonts w:ascii="Arial" w:hAnsi="Arial" w:eastAsia="Helvetica"/>
                 <w:b w:val="0"/>
                 <w:i w:val="0"/>
                 <w:color w:val="1E1E23"/>
@@ -5392,7 +5392,7 @@
             </w:pPr>
             <w:r>
               <w:rPr>
-                <w:rFonts w:ascii="Helvetica" w:hAnsi="Helvetica" w:eastAsia="Helvetica"/>
+                <w:rFonts w:ascii="Arial" w:hAnsi="Arial" w:eastAsia="Helvetica"/>
                 <w:b w:val="0"/>
                 <w:i w:val="0"/>
                 <w:color w:val="1E1E23"/>
@@ -5427,7 +5427,7 @@
             </w:pPr>
             <w:r>
               <w:rPr>
-                <w:rFonts w:ascii="Helvetica" w:hAnsi="Helvetica" w:eastAsia="Helvetica"/>
+                <w:rFonts w:ascii="Arial" w:hAnsi="Arial" w:eastAsia="Helvetica"/>
                 <w:b w:val="0"/>
                 <w:i w:val="0"/>
                 <w:color w:val="1E1E23"/>
@@ -5462,7 +5462,7 @@
             </w:pPr>
             <w:r>
               <w:rPr>
-                <w:rFonts w:ascii="Helvetica" w:hAnsi="Helvetica" w:eastAsia="Helvetica"/>
+                <w:rFonts w:ascii="Arial" w:hAnsi="Arial" w:eastAsia="Helvetica"/>
                 <w:b w:val="0"/>
                 <w:i w:val="0"/>
                 <w:color w:val="1E1E23"/>
@@ -5497,7 +5497,7 @@
             </w:pPr>
             <w:r>
               <w:rPr>
-                <w:rFonts w:ascii="Helvetica" w:hAnsi="Helvetica" w:eastAsia="Helvetica"/>
+                <w:rFonts w:ascii="Arial" w:hAnsi="Arial" w:eastAsia="Helvetica"/>
                 <w:b w:val="0"/>
                 <w:i w:val="0"/>
                 <w:color w:val="1E1E23"/>
@@ -5532,7 +5532,7 @@
             </w:pPr>
             <w:r>
               <w:rPr>
-                <w:rFonts w:ascii="Helvetica" w:hAnsi="Helvetica" w:eastAsia="Helvetica"/>
+                <w:rFonts w:ascii="Arial" w:hAnsi="Arial" w:eastAsia="Helvetica"/>
                 <w:b w:val="0"/>
                 <w:i w:val="0"/>
                 <w:color w:val="1E1E23"/>
@@ -5567,7 +5567,7 @@
             </w:pPr>
             <w:r>
               <w:rPr>
-                <w:rFonts w:ascii="Helvetica" w:hAnsi="Helvetica" w:eastAsia="Helvetica"/>
+                <w:rFonts w:ascii="Arial" w:hAnsi="Arial" w:eastAsia="Helvetica"/>
                 <w:b w:val="0"/>
                 <w:i w:val="0"/>
                 <w:color w:val="1E1E23"/>
@@ -5608,7 +5608,7 @@
             </w:pPr>
             <w:r>
               <w:rPr>
-                <w:rFonts w:ascii="Helvetica" w:hAnsi="Helvetica" w:eastAsia="Helvetica"/>
+                <w:rFonts w:ascii="Arial" w:hAnsi="Arial" w:eastAsia="Helvetica"/>
                 <w:b w:val="0"/>
                 <w:i w:val="0"/>
                 <w:color w:val="1E1E23"/>
@@ -5644,7 +5644,7 @@
             </w:pPr>
             <w:r>
               <w:rPr>
-                <w:rFonts w:ascii="Helvetica" w:hAnsi="Helvetica" w:eastAsia="Helvetica"/>
+                <w:rFonts w:ascii="Arial" w:hAnsi="Arial" w:eastAsia="Helvetica"/>
                 <w:b w:val="0"/>
                 <w:i w:val="0"/>
                 <w:color w:val="1E1E23"/>
@@ -5680,7 +5680,7 @@
             </w:pPr>
             <w:r>
               <w:rPr>
-                <w:rFonts w:ascii="Helvetica" w:hAnsi="Helvetica" w:eastAsia="Helvetica"/>
+                <w:rFonts w:ascii="Arial" w:hAnsi="Arial" w:eastAsia="Helvetica"/>
                 <w:b w:val="0"/>
                 <w:i w:val="0"/>
                 <w:color w:val="1E1E23"/>
@@ -5716,7 +5716,7 @@
             </w:pPr>
             <w:r>
               <w:rPr>
-                <w:rFonts w:ascii="Helvetica" w:hAnsi="Helvetica" w:eastAsia="Helvetica"/>
+                <w:rFonts w:ascii="Arial" w:hAnsi="Arial" w:eastAsia="Helvetica"/>
                 <w:b w:val="0"/>
                 <w:i w:val="0"/>
                 <w:color w:val="1E1E23"/>
@@ -5752,7 +5752,7 @@
             </w:pPr>
             <w:r>
               <w:rPr>
-                <w:rFonts w:ascii="Helvetica" w:hAnsi="Helvetica" w:eastAsia="Helvetica"/>
+                <w:rFonts w:ascii="Arial" w:hAnsi="Arial" w:eastAsia="Helvetica"/>
                 <w:b w:val="0"/>
                 <w:i w:val="0"/>
                 <w:color w:val="1E1E23"/>
@@ -5788,7 +5788,7 @@
             </w:pPr>
             <w:r>
               <w:rPr>
-                <w:rFonts w:ascii="Helvetica" w:hAnsi="Helvetica" w:eastAsia="Helvetica"/>
+                <w:rFonts w:ascii="Arial" w:hAnsi="Arial" w:eastAsia="Helvetica"/>
                 <w:b w:val="0"/>
                 <w:i w:val="0"/>
                 <w:color w:val="1E1E23"/>
@@ -5824,7 +5824,7 @@
             </w:pPr>
             <w:r>
               <w:rPr>
-                <w:rFonts w:ascii="Helvetica" w:hAnsi="Helvetica" w:eastAsia="Helvetica"/>
+                <w:rFonts w:ascii="Arial" w:hAnsi="Arial" w:eastAsia="Helvetica"/>
                 <w:b w:val="0"/>
                 <w:i w:val="0"/>
                 <w:color w:val="1E1E23"/>
@@ -5860,7 +5860,7 @@
             </w:pPr>
             <w:r>
               <w:rPr>
-                <w:rFonts w:ascii="Helvetica" w:hAnsi="Helvetica" w:eastAsia="Helvetica"/>
+                <w:rFonts w:ascii="Arial" w:hAnsi="Arial" w:eastAsia="Helvetica"/>
                 <w:b w:val="0"/>
                 <w:i w:val="0"/>
                 <w:color w:val="1E1E23"/>
@@ -5896,7 +5896,7 @@
             </w:pPr>
             <w:r>
               <w:rPr>
-                <w:rFonts w:ascii="Helvetica" w:hAnsi="Helvetica" w:eastAsia="Helvetica"/>
+                <w:rFonts w:ascii="Arial" w:hAnsi="Arial" w:eastAsia="Helvetica"/>
                 <w:b w:val="0"/>
                 <w:i w:val="0"/>
                 <w:color w:val="1E1E23"/>
@@ -5932,7 +5932,7 @@
             </w:pPr>
             <w:r>
               <w:rPr>
-                <w:rFonts w:ascii="Helvetica" w:hAnsi="Helvetica" w:eastAsia="Helvetica"/>
+                <w:rFonts w:ascii="Arial" w:hAnsi="Arial" w:eastAsia="Helvetica"/>
                 <w:b w:val="0"/>
                 <w:i w:val="0"/>
                 <w:color w:val="1E1E23"/>
@@ -5968,7 +5968,7 @@
             </w:pPr>
             <w:r>
               <w:rPr>
-                <w:rFonts w:ascii="Helvetica" w:hAnsi="Helvetica" w:eastAsia="Helvetica"/>
+                <w:rFonts w:ascii="Arial" w:hAnsi="Arial" w:eastAsia="Helvetica"/>
                 <w:b w:val="0"/>
                 <w:i w:val="0"/>
                 <w:color w:val="1E1E23"/>
@@ -6004,7 +6004,7 @@
             </w:pPr>
             <w:r>
               <w:rPr>
-                <w:rFonts w:ascii="Helvetica" w:hAnsi="Helvetica" w:eastAsia="Helvetica"/>
+                <w:rFonts w:ascii="Arial" w:hAnsi="Arial" w:eastAsia="Helvetica"/>
                 <w:b w:val="0"/>
                 <w:i w:val="0"/>
                 <w:color w:val="1E1E23"/>
